--- a/docs/sdlc/10_requirements/WS2D-NF-001_非機能要件定義書.docx
+++ b/docs/sdlc/10_requirements/WS2D-NF-001_非機能要件定義書.docx
@@ -76,13 +76,13 @@
         <w:tblLook w:firstColumn="1" w:firstRow="1" w:lastColumn="0" w:lastRow="0" w:noHBand="0" w:noVBand="1" w:val="04A0"/>
       </w:tblPr>
       <w:tblGrid>
-        <w:gridCol w:w="4320"/>
-        <w:gridCol w:w="4320"/>
+        <w:gridCol w:w="4961"/>
+        <w:gridCol w:w="4961"/>
       </w:tblGrid>
       <w:tr>
         <w:tc>
           <w:tcPr>
-            <w:tcW w:type="dxa" w:w="4320"/>
+            <w:tcW w:type="dxa" w:w="4961"/>
             <w:shd w:fill="D9E2F3"/>
           </w:tcPr>
           <w:p>
@@ -102,7 +102,7 @@
         </w:tc>
         <w:tc>
           <w:tcPr>
-            <w:tcW w:type="dxa" w:w="4320"/>
+            <w:tcW w:type="dxa" w:w="4961"/>
           </w:tcPr>
           <w:p>
             <w:r>
@@ -123,7 +123,7 @@
       <w:tr>
         <w:tc>
           <w:tcPr>
-            <w:tcW w:type="dxa" w:w="4320"/>
+            <w:tcW w:type="dxa" w:w="4961"/>
             <w:shd w:fill="D9E2F3"/>
           </w:tcPr>
           <w:p>
@@ -143,7 +143,7 @@
         </w:tc>
         <w:tc>
           <w:tcPr>
-            <w:tcW w:type="dxa" w:w="4320"/>
+            <w:tcW w:type="dxa" w:w="4961"/>
           </w:tcPr>
           <w:p>
             <w:r>
@@ -164,7 +164,7 @@
       <w:tr>
         <w:tc>
           <w:tcPr>
-            <w:tcW w:type="dxa" w:w="4320"/>
+            <w:tcW w:type="dxa" w:w="4961"/>
             <w:shd w:fill="D9E2F3"/>
           </w:tcPr>
           <w:p>
@@ -184,7 +184,7 @@
         </w:tc>
         <w:tc>
           <w:tcPr>
-            <w:tcW w:type="dxa" w:w="4320"/>
+            <w:tcW w:type="dxa" w:w="4961"/>
           </w:tcPr>
           <w:p>
             <w:r>
@@ -205,7 +205,7 @@
       <w:tr>
         <w:tc>
           <w:tcPr>
-            <w:tcW w:type="dxa" w:w="4320"/>
+            <w:tcW w:type="dxa" w:w="4961"/>
             <w:shd w:fill="D9E2F3"/>
           </w:tcPr>
           <w:p>
@@ -225,7 +225,7 @@
         </w:tc>
         <w:tc>
           <w:tcPr>
-            <w:tcW w:type="dxa" w:w="4320"/>
+            <w:tcW w:type="dxa" w:w="4961"/>
           </w:tcPr>
           <w:p>
             <w:r>
@@ -246,7 +246,7 @@
       <w:tr>
         <w:tc>
           <w:tcPr>
-            <w:tcW w:type="dxa" w:w="4320"/>
+            <w:tcW w:type="dxa" w:w="4961"/>
             <w:shd w:fill="D9E2F3"/>
           </w:tcPr>
           <w:p>
@@ -266,7 +266,7 @@
         </w:tc>
         <w:tc>
           <w:tcPr>
-            <w:tcW w:type="dxa" w:w="4320"/>
+            <w:tcW w:type="dxa" w:w="4961"/>
           </w:tcPr>
           <w:p>
             <w:r>
@@ -287,7 +287,7 @@
       <w:tr>
         <w:tc>
           <w:tcPr>
-            <w:tcW w:type="dxa" w:w="4320"/>
+            <w:tcW w:type="dxa" w:w="4961"/>
             <w:shd w:fill="D9E2F3"/>
           </w:tcPr>
           <w:p>
@@ -307,7 +307,7 @@
         </w:tc>
         <w:tc>
           <w:tcPr>
-            <w:tcW w:type="dxa" w:w="4320"/>
+            <w:tcW w:type="dxa" w:w="4961"/>
           </w:tcPr>
           <w:p>
             <w:r>
@@ -356,13 +356,13 @@
         <w:tblLook w:firstColumn="1" w:firstRow="1" w:lastColumn="0" w:lastRow="0" w:noHBand="0" w:noVBand="1" w:val="04A0"/>
       </w:tblPr>
       <w:tblGrid>
-        <w:gridCol w:w="4320"/>
-        <w:gridCol w:w="4320"/>
+        <w:gridCol w:w="4961"/>
+        <w:gridCol w:w="4961"/>
       </w:tblGrid>
       <w:tr>
         <w:tc>
           <w:tcPr>
-            <w:tcW w:type="dxa" w:w="4320"/>
+            <w:tcW w:type="dxa" w:w="4961"/>
             <w:shd w:fill="D9E2F3"/>
           </w:tcPr>
           <w:p>
@@ -382,7 +382,7 @@
         </w:tc>
         <w:tc>
           <w:tcPr>
-            <w:tcW w:type="dxa" w:w="4320"/>
+            <w:tcW w:type="dxa" w:w="4961"/>
           </w:tcPr>
           <w:p>
             <w:r>
@@ -403,7 +403,7 @@
       <w:tr>
         <w:tc>
           <w:tcPr>
-            <w:tcW w:type="dxa" w:w="4320"/>
+            <w:tcW w:type="dxa" w:w="4961"/>
             <w:shd w:fill="D9E2F3"/>
           </w:tcPr>
           <w:p>
@@ -423,7 +423,7 @@
         </w:tc>
         <w:tc>
           <w:tcPr>
-            <w:tcW w:type="dxa" w:w="4320"/>
+            <w:tcW w:type="dxa" w:w="4961"/>
           </w:tcPr>
           <w:p>
             <w:r>
@@ -444,7 +444,7 @@
       <w:tr>
         <w:tc>
           <w:tcPr>
-            <w:tcW w:type="dxa" w:w="4320"/>
+            <w:tcW w:type="dxa" w:w="4961"/>
             <w:shd w:fill="D9E2F3"/>
           </w:tcPr>
           <w:p>
@@ -464,7 +464,7 @@
         </w:tc>
         <w:tc>
           <w:tcPr>
-            <w:tcW w:type="dxa" w:w="4320"/>
+            <w:tcW w:type="dxa" w:w="4961"/>
           </w:tcPr>
           <w:p>
             <w:r>
@@ -485,7 +485,7 @@
       <w:tr>
         <w:tc>
           <w:tcPr>
-            <w:tcW w:type="dxa" w:w="4320"/>
+            <w:tcW w:type="dxa" w:w="4961"/>
             <w:shd w:fill="D9E2F3"/>
           </w:tcPr>
           <w:p>
@@ -505,7 +505,7 @@
         </w:tc>
         <w:tc>
           <w:tcPr>
-            <w:tcW w:type="dxa" w:w="4320"/>
+            <w:tcW w:type="dxa" w:w="4961"/>
           </w:tcPr>
           <w:p>
             <w:r>
@@ -526,7 +526,7 @@
       <w:tr>
         <w:tc>
           <w:tcPr>
-            <w:tcW w:type="dxa" w:w="4320"/>
+            <w:tcW w:type="dxa" w:w="4961"/>
             <w:shd w:fill="D9E2F3"/>
           </w:tcPr>
           <w:p>
@@ -546,7 +546,7 @@
         </w:tc>
         <w:tc>
           <w:tcPr>
-            <w:tcW w:type="dxa" w:w="4320"/>
+            <w:tcW w:type="dxa" w:w="4961"/>
           </w:tcPr>
           <w:p>
             <w:r>
@@ -567,7 +567,7 @@
       <w:tr>
         <w:tc>
           <w:tcPr>
-            <w:tcW w:type="dxa" w:w="4320"/>
+            <w:tcW w:type="dxa" w:w="4961"/>
             <w:shd w:fill="D9E2F3"/>
           </w:tcPr>
           <w:p>
@@ -587,7 +587,7 @@
         </w:tc>
         <w:tc>
           <w:tcPr>
-            <w:tcW w:type="dxa" w:w="4320"/>
+            <w:tcW w:type="dxa" w:w="4961"/>
           </w:tcPr>
           <w:p>
             <w:r>
@@ -632,15 +632,15 @@
         <w:tblLook w:firstColumn="1" w:firstRow="1" w:lastColumn="0" w:lastRow="0" w:noHBand="0" w:noVBand="1" w:val="04A0"/>
       </w:tblPr>
       <w:tblGrid>
-        <w:gridCol w:w="2160"/>
-        <w:gridCol w:w="2160"/>
-        <w:gridCol w:w="2160"/>
-        <w:gridCol w:w="2160"/>
+        <w:gridCol w:w="2480"/>
+        <w:gridCol w:w="2480"/>
+        <w:gridCol w:w="2480"/>
+        <w:gridCol w:w="2480"/>
       </w:tblGrid>
       <w:tr>
         <w:tc>
           <w:tcPr>
-            <w:tcW w:type="dxa" w:w="2160"/>
+            <w:tcW w:type="dxa" w:w="2480"/>
             <w:shd w:fill="D9E2F3"/>
           </w:tcPr>
           <w:p>
@@ -662,7 +662,7 @@
         </w:tc>
         <w:tc>
           <w:tcPr>
-            <w:tcW w:type="dxa" w:w="2160"/>
+            <w:tcW w:type="dxa" w:w="2480"/>
             <w:shd w:fill="D9E2F3"/>
           </w:tcPr>
           <w:p>
@@ -684,7 +684,7 @@
         </w:tc>
         <w:tc>
           <w:tcPr>
-            <w:tcW w:type="dxa" w:w="2160"/>
+            <w:tcW w:type="dxa" w:w="2480"/>
             <w:shd w:fill="D9E2F3"/>
           </w:tcPr>
           <w:p>
@@ -706,7 +706,7 @@
         </w:tc>
         <w:tc>
           <w:tcPr>
-            <w:tcW w:type="dxa" w:w="2160"/>
+            <w:tcW w:type="dxa" w:w="2480"/>
             <w:shd w:fill="D9E2F3"/>
           </w:tcPr>
           <w:p>
@@ -730,7 +730,7 @@
       <w:tr>
         <w:tc>
           <w:tcPr>
-            <w:tcW w:type="dxa" w:w="2160"/>
+            <w:tcW w:type="dxa" w:w="2480"/>
           </w:tcPr>
           <w:p>
             <w:r>
@@ -749,7 +749,7 @@
         </w:tc>
         <w:tc>
           <w:tcPr>
-            <w:tcW w:type="dxa" w:w="2160"/>
+            <w:tcW w:type="dxa" w:w="2480"/>
           </w:tcPr>
           <w:p>
             <w:r>
@@ -761,7 +761,7 @@
         </w:tc>
         <w:tc>
           <w:tcPr>
-            <w:tcW w:type="dxa" w:w="2160"/>
+            <w:tcW w:type="dxa" w:w="2480"/>
           </w:tcPr>
           <w:p>
             <w:r>
@@ -773,7 +773,7 @@
         </w:tc>
         <w:tc>
           <w:tcPr>
-            <w:tcW w:type="dxa" w:w="2160"/>
+            <w:tcW w:type="dxa" w:w="2480"/>
           </w:tcPr>
           <w:p>
             <w:r>
@@ -787,7 +787,7 @@
       <w:tr>
         <w:tc>
           <w:tcPr>
-            <w:tcW w:type="dxa" w:w="2160"/>
+            <w:tcW w:type="dxa" w:w="2480"/>
           </w:tcPr>
           <w:p>
             <w:r>
@@ -806,7 +806,7 @@
         </w:tc>
         <w:tc>
           <w:tcPr>
-            <w:tcW w:type="dxa" w:w="2160"/>
+            <w:tcW w:type="dxa" w:w="2480"/>
           </w:tcPr>
           <w:p>
             <w:r>
@@ -818,7 +818,7 @@
         </w:tc>
         <w:tc>
           <w:tcPr>
-            <w:tcW w:type="dxa" w:w="2160"/>
+            <w:tcW w:type="dxa" w:w="2480"/>
           </w:tcPr>
           <w:p>
             <w:r>
@@ -830,7 +830,7 @@
         </w:tc>
         <w:tc>
           <w:tcPr>
-            <w:tcW w:type="dxa" w:w="2160"/>
+            <w:tcW w:type="dxa" w:w="2480"/>
           </w:tcPr>
           <w:p>
             <w:r>
@@ -844,7 +844,7 @@
       <w:tr>
         <w:tc>
           <w:tcPr>
-            <w:tcW w:type="dxa" w:w="2160"/>
+            <w:tcW w:type="dxa" w:w="2480"/>
             <w:shd w:fill="D9E2F3"/>
           </w:tcPr>
           <w:p>
@@ -864,7 +864,7 @@
         </w:tc>
         <w:tc>
           <w:tcPr>
-            <w:tcW w:type="dxa" w:w="2160"/>
+            <w:tcW w:type="dxa" w:w="2480"/>
           </w:tcPr>
           <w:p>
             <w:r>
@@ -876,7 +876,7 @@
         </w:tc>
         <w:tc>
           <w:tcPr>
-            <w:tcW w:type="dxa" w:w="2160"/>
+            <w:tcW w:type="dxa" w:w="2480"/>
           </w:tcPr>
           <w:p>
             <w:r>
@@ -888,7 +888,7 @@
         </w:tc>
         <w:tc>
           <w:tcPr>
-            <w:tcW w:type="dxa" w:w="2160"/>
+            <w:tcW w:type="dxa" w:w="2480"/>
           </w:tcPr>
           <w:p>
             <w:r>
@@ -1641,7 +1641,7 @@
       <w:r>
         <w:drawing>
           <wp:inline xmlns:a="http://schemas.openxmlformats.org/drawingml/2006/main" xmlns:pic="http://schemas.openxmlformats.org/drawingml/2006/picture">
-            <wp:extent cx="5486400" cy="772391"/>
+            <wp:extent cx="6300470" cy="886998"/>
             <wp:docPr id="1" name="Picture 1"/>
             <wp:cNvGraphicFramePr>
               <a:graphicFrameLocks noChangeAspect="1"/>
@@ -1662,7 +1662,7 @@
                   <pic:spPr>
                     <a:xfrm>
                       <a:off x="0" y="0"/>
-                      <a:ext cx="5486400" cy="772391"/>
+                      <a:ext cx="6300470" cy="886998"/>
                     </a:xfrm>
                     <a:prstGeom prst="rect"/>
                   </pic:spPr>
@@ -1731,17 +1731,17 @@
       <w:tblPr>
         <w:tblStyle w:val="TableGrid"/>
         <w:tblW w:type="auto" w:w="0"/>
-        <w:tblLayout w:type="autofit"/>
+        <w:tblLayout w:type="fixed"/>
         <w:tblLook w:firstColumn="1" w:firstRow="1" w:lastColumn="0" w:lastRow="0" w:noHBand="0" w:noVBand="1" w:val="04A0"/>
       </w:tblPr>
       <w:tblGrid>
-        <w:gridCol w:w="4320"/>
-        <w:gridCol w:w="4320"/>
+        <w:gridCol w:w="4961"/>
+        <w:gridCol w:w="4961"/>
       </w:tblGrid>
       <w:tr>
         <w:tc>
           <w:tcPr>
-            <w:tcW w:type="dxa" w:w="4320"/>
+            <w:tcW w:type="dxa" w:w="4961"/>
             <w:shd w:fill="D9E2F3"/>
           </w:tcPr>
           <w:p>
@@ -1763,7 +1763,7 @@
         </w:tc>
         <w:tc>
           <w:tcPr>
-            <w:tcW w:type="dxa" w:w="4320"/>
+            <w:tcW w:type="dxa" w:w="4961"/>
             <w:shd w:fill="D9E2F3"/>
           </w:tcPr>
           <w:p>
@@ -1787,7 +1787,7 @@
       <w:tr>
         <w:tc>
           <w:tcPr>
-            <w:tcW w:type="dxa" w:w="4320"/>
+            <w:tcW w:type="dxa" w:w="4961"/>
           </w:tcPr>
           <w:p>
             <w:r>
@@ -1806,7 +1806,7 @@
         </w:tc>
         <w:tc>
           <w:tcPr>
-            <w:tcW w:type="dxa" w:w="4320"/>
+            <w:tcW w:type="dxa" w:w="4961"/>
           </w:tcPr>
           <w:p>
             <w:r>
@@ -1827,7 +1827,7 @@
       <w:tr>
         <w:tc>
           <w:tcPr>
-            <w:tcW w:type="dxa" w:w="4320"/>
+            <w:tcW w:type="dxa" w:w="4961"/>
           </w:tcPr>
           <w:p>
             <w:r>
@@ -1846,7 +1846,7 @@
         </w:tc>
         <w:tc>
           <w:tcPr>
-            <w:tcW w:type="dxa" w:w="4320"/>
+            <w:tcW w:type="dxa" w:w="4961"/>
           </w:tcPr>
           <w:p>
             <w:r>
@@ -1895,7 +1895,7 @@
       <w:tr>
         <w:tc>
           <w:tcPr>
-            <w:tcW w:type="dxa" w:w="4320"/>
+            <w:tcW w:type="dxa" w:w="4961"/>
           </w:tcPr>
           <w:p>
             <w:r>
@@ -1914,7 +1914,7 @@
         </w:tc>
         <w:tc>
           <w:tcPr>
-            <w:tcW w:type="dxa" w:w="4320"/>
+            <w:tcW w:type="dxa" w:w="4961"/>
           </w:tcPr>
           <w:p>
             <w:r>
@@ -1998,7 +1998,7 @@
       <w:tr>
         <w:tc>
           <w:tcPr>
-            <w:tcW w:type="dxa" w:w="4320"/>
+            <w:tcW w:type="dxa" w:w="4961"/>
           </w:tcPr>
           <w:p>
             <w:r>
@@ -2017,7 +2017,7 @@
         </w:tc>
         <w:tc>
           <w:tcPr>
-            <w:tcW w:type="dxa" w:w="4320"/>
+            <w:tcW w:type="dxa" w:w="4961"/>
           </w:tcPr>
           <w:p>
             <w:r>
@@ -2052,7 +2052,7 @@
       <w:tr>
         <w:tc>
           <w:tcPr>
-            <w:tcW w:type="dxa" w:w="4320"/>
+            <w:tcW w:type="dxa" w:w="4961"/>
           </w:tcPr>
           <w:p>
             <w:r>
@@ -2071,7 +2071,7 @@
         </w:tc>
         <w:tc>
           <w:tcPr>
-            <w:tcW w:type="dxa" w:w="4320"/>
+            <w:tcW w:type="dxa" w:w="4961"/>
           </w:tcPr>
           <w:p>
             <w:r>
@@ -2127,17 +2127,17 @@
       <w:tblPr>
         <w:tblStyle w:val="TableGrid"/>
         <w:tblW w:type="auto" w:w="0"/>
-        <w:tblLayout w:type="autofit"/>
+        <w:tblLayout w:type="fixed"/>
         <w:tblLook w:firstColumn="1" w:firstRow="1" w:lastColumn="0" w:lastRow="0" w:noHBand="0" w:noVBand="1" w:val="04A0"/>
       </w:tblPr>
       <w:tblGrid>
-        <w:gridCol w:w="4320"/>
-        <w:gridCol w:w="4320"/>
+        <w:gridCol w:w="4961"/>
+        <w:gridCol w:w="4961"/>
       </w:tblGrid>
       <w:tr>
         <w:tc>
           <w:tcPr>
-            <w:tcW w:type="dxa" w:w="4320"/>
+            <w:tcW w:type="dxa" w:w="4961"/>
             <w:shd w:fill="D9E2F3"/>
           </w:tcPr>
           <w:p>
@@ -2159,7 +2159,7 @@
         </w:tc>
         <w:tc>
           <w:tcPr>
-            <w:tcW w:type="dxa" w:w="4320"/>
+            <w:tcW w:type="dxa" w:w="4961"/>
             <w:shd w:fill="D9E2F3"/>
           </w:tcPr>
           <w:p>
@@ -2183,7 +2183,7 @@
       <w:tr>
         <w:tc>
           <w:tcPr>
-            <w:tcW w:type="dxa" w:w="4320"/>
+            <w:tcW w:type="dxa" w:w="4961"/>
           </w:tcPr>
           <w:p>
             <w:r>
@@ -2202,7 +2202,7 @@
         </w:tc>
         <w:tc>
           <w:tcPr>
-            <w:tcW w:type="dxa" w:w="4320"/>
+            <w:tcW w:type="dxa" w:w="4961"/>
           </w:tcPr>
           <w:p>
             <w:r>
@@ -2223,7 +2223,7 @@
       <w:tr>
         <w:tc>
           <w:tcPr>
-            <w:tcW w:type="dxa" w:w="4320"/>
+            <w:tcW w:type="dxa" w:w="4961"/>
           </w:tcPr>
           <w:p>
             <w:r>
@@ -2242,7 +2242,7 @@
         </w:tc>
         <w:tc>
           <w:tcPr>
-            <w:tcW w:type="dxa" w:w="4320"/>
+            <w:tcW w:type="dxa" w:w="4961"/>
           </w:tcPr>
           <w:p>
             <w:r>
@@ -2270,7 +2270,7 @@
       <w:tr>
         <w:tc>
           <w:tcPr>
-            <w:tcW w:type="dxa" w:w="4320"/>
+            <w:tcW w:type="dxa" w:w="4961"/>
           </w:tcPr>
           <w:p>
             <w:r>
@@ -2289,7 +2289,7 @@
         </w:tc>
         <w:tc>
           <w:tcPr>
-            <w:tcW w:type="dxa" w:w="4320"/>
+            <w:tcW w:type="dxa" w:w="4961"/>
           </w:tcPr>
           <w:p>
             <w:r>
@@ -2387,7 +2387,7 @@
       <w:tr>
         <w:tc>
           <w:tcPr>
-            <w:tcW w:type="dxa" w:w="4320"/>
+            <w:tcW w:type="dxa" w:w="4961"/>
           </w:tcPr>
           <w:p>
             <w:r>
@@ -2406,7 +2406,7 @@
         </w:tc>
         <w:tc>
           <w:tcPr>
-            <w:tcW w:type="dxa" w:w="4320"/>
+            <w:tcW w:type="dxa" w:w="4961"/>
           </w:tcPr>
           <w:p>
             <w:r>
@@ -2427,7 +2427,7 @@
       <w:tr>
         <w:tc>
           <w:tcPr>
-            <w:tcW w:type="dxa" w:w="4320"/>
+            <w:tcW w:type="dxa" w:w="4961"/>
           </w:tcPr>
           <w:p>
             <w:r>
@@ -2446,7 +2446,7 @@
         </w:tc>
         <w:tc>
           <w:tcPr>
-            <w:tcW w:type="dxa" w:w="4320"/>
+            <w:tcW w:type="dxa" w:w="4961"/>
           </w:tcPr>
           <w:p>
             <w:r>
@@ -2502,17 +2502,17 @@
       <w:tblPr>
         <w:tblStyle w:val="TableGrid"/>
         <w:tblW w:type="auto" w:w="0"/>
-        <w:tblLayout w:type="autofit"/>
+        <w:tblLayout w:type="fixed"/>
         <w:tblLook w:firstColumn="1" w:firstRow="1" w:lastColumn="0" w:lastRow="0" w:noHBand="0" w:noVBand="1" w:val="04A0"/>
       </w:tblPr>
       <w:tblGrid>
-        <w:gridCol w:w="4320"/>
-        <w:gridCol w:w="4320"/>
+        <w:gridCol w:w="4961"/>
+        <w:gridCol w:w="4961"/>
       </w:tblGrid>
       <w:tr>
         <w:tc>
           <w:tcPr>
-            <w:tcW w:type="dxa" w:w="4320"/>
+            <w:tcW w:type="dxa" w:w="4961"/>
             <w:shd w:fill="D9E2F3"/>
           </w:tcPr>
           <w:p>
@@ -2534,7 +2534,7 @@
         </w:tc>
         <w:tc>
           <w:tcPr>
-            <w:tcW w:type="dxa" w:w="4320"/>
+            <w:tcW w:type="dxa" w:w="4961"/>
             <w:shd w:fill="D9E2F3"/>
           </w:tcPr>
           <w:p>
@@ -2558,7 +2558,7 @@
       <w:tr>
         <w:tc>
           <w:tcPr>
-            <w:tcW w:type="dxa" w:w="4320"/>
+            <w:tcW w:type="dxa" w:w="4961"/>
           </w:tcPr>
           <w:p>
             <w:r>
@@ -2577,7 +2577,7 @@
         </w:tc>
         <w:tc>
           <w:tcPr>
-            <w:tcW w:type="dxa" w:w="4320"/>
+            <w:tcW w:type="dxa" w:w="4961"/>
           </w:tcPr>
           <w:p>
             <w:r>
@@ -2598,7 +2598,7 @@
       <w:tr>
         <w:tc>
           <w:tcPr>
-            <w:tcW w:type="dxa" w:w="4320"/>
+            <w:tcW w:type="dxa" w:w="4961"/>
           </w:tcPr>
           <w:p>
             <w:r>
@@ -2617,7 +2617,7 @@
         </w:tc>
         <w:tc>
           <w:tcPr>
-            <w:tcW w:type="dxa" w:w="4320"/>
+            <w:tcW w:type="dxa" w:w="4961"/>
           </w:tcPr>
           <w:p>
             <w:r>
@@ -2673,7 +2673,7 @@
       <w:tr>
         <w:tc>
           <w:tcPr>
-            <w:tcW w:type="dxa" w:w="4320"/>
+            <w:tcW w:type="dxa" w:w="4961"/>
           </w:tcPr>
           <w:p>
             <w:r>
@@ -2692,7 +2692,7 @@
         </w:tc>
         <w:tc>
           <w:tcPr>
-            <w:tcW w:type="dxa" w:w="4320"/>
+            <w:tcW w:type="dxa" w:w="4961"/>
           </w:tcPr>
           <w:p>
             <w:r>
@@ -2804,7 +2804,7 @@
       <w:tr>
         <w:tc>
           <w:tcPr>
-            <w:tcW w:type="dxa" w:w="4320"/>
+            <w:tcW w:type="dxa" w:w="4961"/>
           </w:tcPr>
           <w:p>
             <w:r>
@@ -2823,7 +2823,7 @@
         </w:tc>
         <w:tc>
           <w:tcPr>
-            <w:tcW w:type="dxa" w:w="4320"/>
+            <w:tcW w:type="dxa" w:w="4961"/>
           </w:tcPr>
           <w:p>
             <w:r>
@@ -2844,7 +2844,7 @@
       <w:tr>
         <w:tc>
           <w:tcPr>
-            <w:tcW w:type="dxa" w:w="4320"/>
+            <w:tcW w:type="dxa" w:w="4961"/>
           </w:tcPr>
           <w:p>
             <w:r>
@@ -2863,7 +2863,7 @@
         </w:tc>
         <w:tc>
           <w:tcPr>
-            <w:tcW w:type="dxa" w:w="4320"/>
+            <w:tcW w:type="dxa" w:w="4961"/>
           </w:tcPr>
           <w:p>
             <w:r>
@@ -2933,17 +2933,17 @@
       <w:tblPr>
         <w:tblStyle w:val="TableGrid"/>
         <w:tblW w:type="auto" w:w="0"/>
-        <w:tblLayout w:type="autofit"/>
+        <w:tblLayout w:type="fixed"/>
         <w:tblLook w:firstColumn="1" w:firstRow="1" w:lastColumn="0" w:lastRow="0" w:noHBand="0" w:noVBand="1" w:val="04A0"/>
       </w:tblPr>
       <w:tblGrid>
-        <w:gridCol w:w="4320"/>
-        <w:gridCol w:w="4320"/>
+        <w:gridCol w:w="4961"/>
+        <w:gridCol w:w="4961"/>
       </w:tblGrid>
       <w:tr>
         <w:tc>
           <w:tcPr>
-            <w:tcW w:type="dxa" w:w="4320"/>
+            <w:tcW w:type="dxa" w:w="4961"/>
             <w:shd w:fill="D9E2F3"/>
           </w:tcPr>
           <w:p>
@@ -2965,7 +2965,7 @@
         </w:tc>
         <w:tc>
           <w:tcPr>
-            <w:tcW w:type="dxa" w:w="4320"/>
+            <w:tcW w:type="dxa" w:w="4961"/>
             <w:shd w:fill="D9E2F3"/>
           </w:tcPr>
           <w:p>
@@ -2989,7 +2989,7 @@
       <w:tr>
         <w:tc>
           <w:tcPr>
-            <w:tcW w:type="dxa" w:w="4320"/>
+            <w:tcW w:type="dxa" w:w="4961"/>
           </w:tcPr>
           <w:p>
             <w:r>
@@ -3008,7 +3008,7 @@
         </w:tc>
         <w:tc>
           <w:tcPr>
-            <w:tcW w:type="dxa" w:w="4320"/>
+            <w:tcW w:type="dxa" w:w="4961"/>
           </w:tcPr>
           <w:p>
             <w:r>
@@ -3029,7 +3029,7 @@
       <w:tr>
         <w:tc>
           <w:tcPr>
-            <w:tcW w:type="dxa" w:w="4320"/>
+            <w:tcW w:type="dxa" w:w="4961"/>
           </w:tcPr>
           <w:p>
             <w:r>
@@ -3048,7 +3048,7 @@
         </w:tc>
         <w:tc>
           <w:tcPr>
-            <w:tcW w:type="dxa" w:w="4320"/>
+            <w:tcW w:type="dxa" w:w="4961"/>
           </w:tcPr>
           <w:p>
             <w:r>
@@ -3076,7 +3076,7 @@
       <w:tr>
         <w:tc>
           <w:tcPr>
-            <w:tcW w:type="dxa" w:w="4320"/>
+            <w:tcW w:type="dxa" w:w="4961"/>
           </w:tcPr>
           <w:p>
             <w:r>
@@ -3095,7 +3095,7 @@
         </w:tc>
         <w:tc>
           <w:tcPr>
-            <w:tcW w:type="dxa" w:w="4320"/>
+            <w:tcW w:type="dxa" w:w="4961"/>
           </w:tcPr>
           <w:p>
             <w:r>
@@ -3193,7 +3193,7 @@
       <w:tr>
         <w:tc>
           <w:tcPr>
-            <w:tcW w:type="dxa" w:w="4320"/>
+            <w:tcW w:type="dxa" w:w="4961"/>
           </w:tcPr>
           <w:p>
             <w:r>
@@ -3212,7 +3212,7 @@
         </w:tc>
         <w:tc>
           <w:tcPr>
-            <w:tcW w:type="dxa" w:w="4320"/>
+            <w:tcW w:type="dxa" w:w="4961"/>
           </w:tcPr>
           <w:p>
             <w:r>
@@ -3233,7 +3233,7 @@
       <w:tr>
         <w:tc>
           <w:tcPr>
-            <w:tcW w:type="dxa" w:w="4320"/>
+            <w:tcW w:type="dxa" w:w="4961"/>
           </w:tcPr>
           <w:p>
             <w:r>
@@ -3252,7 +3252,7 @@
         </w:tc>
         <w:tc>
           <w:tcPr>
-            <w:tcW w:type="dxa" w:w="4320"/>
+            <w:tcW w:type="dxa" w:w="4961"/>
           </w:tcPr>
           <w:p>
             <w:r>
@@ -3336,17 +3336,17 @@
       <w:tblPr>
         <w:tblStyle w:val="TableGrid"/>
         <w:tblW w:type="auto" w:w="0"/>
-        <w:tblLayout w:type="autofit"/>
+        <w:tblLayout w:type="fixed"/>
         <w:tblLook w:firstColumn="1" w:firstRow="1" w:lastColumn="0" w:lastRow="0" w:noHBand="0" w:noVBand="1" w:val="04A0"/>
       </w:tblPr>
       <w:tblGrid>
-        <w:gridCol w:w="4320"/>
-        <w:gridCol w:w="4320"/>
+        <w:gridCol w:w="4961"/>
+        <w:gridCol w:w="4961"/>
       </w:tblGrid>
       <w:tr>
         <w:tc>
           <w:tcPr>
-            <w:tcW w:type="dxa" w:w="4320"/>
+            <w:tcW w:type="dxa" w:w="4961"/>
             <w:shd w:fill="D9E2F3"/>
           </w:tcPr>
           <w:p>
@@ -3368,7 +3368,7 @@
         </w:tc>
         <w:tc>
           <w:tcPr>
-            <w:tcW w:type="dxa" w:w="4320"/>
+            <w:tcW w:type="dxa" w:w="4961"/>
             <w:shd w:fill="D9E2F3"/>
           </w:tcPr>
           <w:p>
@@ -3392,7 +3392,7 @@
       <w:tr>
         <w:tc>
           <w:tcPr>
-            <w:tcW w:type="dxa" w:w="4320"/>
+            <w:tcW w:type="dxa" w:w="4961"/>
           </w:tcPr>
           <w:p>
             <w:r>
@@ -3411,7 +3411,7 @@
         </w:tc>
         <w:tc>
           <w:tcPr>
-            <w:tcW w:type="dxa" w:w="4320"/>
+            <w:tcW w:type="dxa" w:w="4961"/>
           </w:tcPr>
           <w:p>
             <w:r>
@@ -3432,7 +3432,7 @@
       <w:tr>
         <w:tc>
           <w:tcPr>
-            <w:tcW w:type="dxa" w:w="4320"/>
+            <w:tcW w:type="dxa" w:w="4961"/>
           </w:tcPr>
           <w:p>
             <w:r>
@@ -3451,7 +3451,7 @@
         </w:tc>
         <w:tc>
           <w:tcPr>
-            <w:tcW w:type="dxa" w:w="4320"/>
+            <w:tcW w:type="dxa" w:w="4961"/>
           </w:tcPr>
           <w:p>
             <w:r>
@@ -3507,7 +3507,7 @@
       <w:tr>
         <w:tc>
           <w:tcPr>
-            <w:tcW w:type="dxa" w:w="4320"/>
+            <w:tcW w:type="dxa" w:w="4961"/>
           </w:tcPr>
           <w:p>
             <w:r>
@@ -3526,7 +3526,7 @@
         </w:tc>
         <w:tc>
           <w:tcPr>
-            <w:tcW w:type="dxa" w:w="4320"/>
+            <w:tcW w:type="dxa" w:w="4961"/>
           </w:tcPr>
           <w:p>
             <w:r>
@@ -3589,7 +3589,7 @@
       <w:tr>
         <w:tc>
           <w:tcPr>
-            <w:tcW w:type="dxa" w:w="4320"/>
+            <w:tcW w:type="dxa" w:w="4961"/>
           </w:tcPr>
           <w:p>
             <w:r>
@@ -3608,7 +3608,7 @@
         </w:tc>
         <w:tc>
           <w:tcPr>
-            <w:tcW w:type="dxa" w:w="4320"/>
+            <w:tcW w:type="dxa" w:w="4961"/>
           </w:tcPr>
           <w:p>
             <w:r>
@@ -3629,7 +3629,7 @@
       <w:tr>
         <w:tc>
           <w:tcPr>
-            <w:tcW w:type="dxa" w:w="4320"/>
+            <w:tcW w:type="dxa" w:w="4961"/>
           </w:tcPr>
           <w:p>
             <w:r>
@@ -3648,7 +3648,7 @@
         </w:tc>
         <w:tc>
           <w:tcPr>
-            <w:tcW w:type="dxa" w:w="4320"/>
+            <w:tcW w:type="dxa" w:w="4961"/>
           </w:tcPr>
           <w:p>
             <w:r>
@@ -3704,17 +3704,17 @@
       <w:tblPr>
         <w:tblStyle w:val="TableGrid"/>
         <w:tblW w:type="auto" w:w="0"/>
-        <w:tblLayout w:type="autofit"/>
+        <w:tblLayout w:type="fixed"/>
         <w:tblLook w:firstColumn="1" w:firstRow="1" w:lastColumn="0" w:lastRow="0" w:noHBand="0" w:noVBand="1" w:val="04A0"/>
       </w:tblPr>
       <w:tblGrid>
-        <w:gridCol w:w="4320"/>
-        <w:gridCol w:w="4320"/>
+        <w:gridCol w:w="4961"/>
+        <w:gridCol w:w="4961"/>
       </w:tblGrid>
       <w:tr>
         <w:tc>
           <w:tcPr>
-            <w:tcW w:type="dxa" w:w="4320"/>
+            <w:tcW w:type="dxa" w:w="4961"/>
             <w:shd w:fill="D9E2F3"/>
           </w:tcPr>
           <w:p>
@@ -3736,7 +3736,7 @@
         </w:tc>
         <w:tc>
           <w:tcPr>
-            <w:tcW w:type="dxa" w:w="4320"/>
+            <w:tcW w:type="dxa" w:w="4961"/>
             <w:shd w:fill="D9E2F3"/>
           </w:tcPr>
           <w:p>
@@ -3760,7 +3760,7 @@
       <w:tr>
         <w:tc>
           <w:tcPr>
-            <w:tcW w:type="dxa" w:w="4320"/>
+            <w:tcW w:type="dxa" w:w="4961"/>
           </w:tcPr>
           <w:p>
             <w:r>
@@ -3779,7 +3779,7 @@
         </w:tc>
         <w:tc>
           <w:tcPr>
-            <w:tcW w:type="dxa" w:w="4320"/>
+            <w:tcW w:type="dxa" w:w="4961"/>
           </w:tcPr>
           <w:p>
             <w:r>
@@ -3800,7 +3800,7 @@
       <w:tr>
         <w:tc>
           <w:tcPr>
-            <w:tcW w:type="dxa" w:w="4320"/>
+            <w:tcW w:type="dxa" w:w="4961"/>
           </w:tcPr>
           <w:p>
             <w:r>
@@ -3819,7 +3819,7 @@
         </w:tc>
         <w:tc>
           <w:tcPr>
-            <w:tcW w:type="dxa" w:w="4320"/>
+            <w:tcW w:type="dxa" w:w="4961"/>
           </w:tcPr>
           <w:p>
             <w:r>
@@ -3854,7 +3854,7 @@
       <w:tr>
         <w:tc>
           <w:tcPr>
-            <w:tcW w:type="dxa" w:w="4320"/>
+            <w:tcW w:type="dxa" w:w="4961"/>
           </w:tcPr>
           <w:p>
             <w:r>
@@ -3873,7 +3873,7 @@
         </w:tc>
         <w:tc>
           <w:tcPr>
-            <w:tcW w:type="dxa" w:w="4320"/>
+            <w:tcW w:type="dxa" w:w="4961"/>
           </w:tcPr>
           <w:p>
             <w:r>
@@ -3908,7 +3908,7 @@
       <w:tr>
         <w:tc>
           <w:tcPr>
-            <w:tcW w:type="dxa" w:w="4320"/>
+            <w:tcW w:type="dxa" w:w="4961"/>
           </w:tcPr>
           <w:p>
             <w:r>
@@ -3927,7 +3927,7 @@
         </w:tc>
         <w:tc>
           <w:tcPr>
-            <w:tcW w:type="dxa" w:w="4320"/>
+            <w:tcW w:type="dxa" w:w="4961"/>
           </w:tcPr>
           <w:p>
             <w:r>
@@ -3948,7 +3948,7 @@
       <w:tr>
         <w:tc>
           <w:tcPr>
-            <w:tcW w:type="dxa" w:w="4320"/>
+            <w:tcW w:type="dxa" w:w="4961"/>
           </w:tcPr>
           <w:p>
             <w:r>
@@ -3967,7 +3967,7 @@
         </w:tc>
         <w:tc>
           <w:tcPr>
-            <w:tcW w:type="dxa" w:w="4320"/>
+            <w:tcW w:type="dxa" w:w="4961"/>
           </w:tcPr>
           <w:p>
             <w:r>
@@ -4031,19 +4031,19 @@
       <w:tblPr>
         <w:tblStyle w:val="TableGrid"/>
         <w:tblW w:type="auto" w:w="0"/>
-        <w:tblLayout w:type="autofit"/>
+        <w:tblLayout w:type="fixed"/>
         <w:tblLook w:firstColumn="1" w:firstRow="1" w:lastColumn="0" w:lastRow="0" w:noHBand="0" w:noVBand="1" w:val="04A0"/>
       </w:tblPr>
       <w:tblGrid>
-        <w:gridCol w:w="2160"/>
-        <w:gridCol w:w="2160"/>
-        <w:gridCol w:w="2160"/>
-        <w:gridCol w:w="2160"/>
+        <w:gridCol w:w="2480"/>
+        <w:gridCol w:w="2480"/>
+        <w:gridCol w:w="2480"/>
+        <w:gridCol w:w="2480"/>
       </w:tblGrid>
       <w:tr>
         <w:tc>
           <w:tcPr>
-            <w:tcW w:type="dxa" w:w="2160"/>
+            <w:tcW w:type="dxa" w:w="2480"/>
             <w:shd w:fill="D9E2F3"/>
           </w:tcPr>
           <w:p>
@@ -4065,7 +4065,7 @@
         </w:tc>
         <w:tc>
           <w:tcPr>
-            <w:tcW w:type="dxa" w:w="2160"/>
+            <w:tcW w:type="dxa" w:w="2480"/>
             <w:shd w:fill="D9E2F3"/>
           </w:tcPr>
           <w:p>
@@ -4087,7 +4087,7 @@
         </w:tc>
         <w:tc>
           <w:tcPr>
-            <w:tcW w:type="dxa" w:w="2160"/>
+            <w:tcW w:type="dxa" w:w="2480"/>
             <w:shd w:fill="D9E2F3"/>
           </w:tcPr>
           <w:p>
@@ -4109,7 +4109,7 @@
         </w:tc>
         <w:tc>
           <w:tcPr>
-            <w:tcW w:type="dxa" w:w="2160"/>
+            <w:tcW w:type="dxa" w:w="2480"/>
             <w:shd w:fill="D9E2F3"/>
           </w:tcPr>
           <w:p>
@@ -4133,7 +4133,7 @@
       <w:tr>
         <w:tc>
           <w:tcPr>
-            <w:tcW w:type="dxa" w:w="2160"/>
+            <w:tcW w:type="dxa" w:w="2480"/>
           </w:tcPr>
           <w:p>
             <w:r>
@@ -4152,7 +4152,7 @@
         </w:tc>
         <w:tc>
           <w:tcPr>
-            <w:tcW w:type="dxa" w:w="2160"/>
+            <w:tcW w:type="dxa" w:w="2480"/>
           </w:tcPr>
           <w:p>
             <w:r>
@@ -4171,7 +4171,7 @@
         </w:tc>
         <w:tc>
           <w:tcPr>
-            <w:tcW w:type="dxa" w:w="2160"/>
+            <w:tcW w:type="dxa" w:w="2480"/>
           </w:tcPr>
           <w:p>
             <w:r>
@@ -4190,7 +4190,7 @@
         </w:tc>
         <w:tc>
           <w:tcPr>
-            <w:tcW w:type="dxa" w:w="2160"/>
+            <w:tcW w:type="dxa" w:w="2480"/>
           </w:tcPr>
           <w:p>
             <w:r>
@@ -4218,7 +4218,7 @@
       <w:tr>
         <w:tc>
           <w:tcPr>
-            <w:tcW w:type="dxa" w:w="2160"/>
+            <w:tcW w:type="dxa" w:w="2480"/>
           </w:tcPr>
           <w:p>
             <w:r>
@@ -4237,7 +4237,7 @@
         </w:tc>
         <w:tc>
           <w:tcPr>
-            <w:tcW w:type="dxa" w:w="2160"/>
+            <w:tcW w:type="dxa" w:w="2480"/>
           </w:tcPr>
           <w:p>
             <w:r>
@@ -4256,7 +4256,7 @@
         </w:tc>
         <w:tc>
           <w:tcPr>
-            <w:tcW w:type="dxa" w:w="2160"/>
+            <w:tcW w:type="dxa" w:w="2480"/>
           </w:tcPr>
           <w:p>
             <w:r>
@@ -4275,7 +4275,7 @@
         </w:tc>
         <w:tc>
           <w:tcPr>
-            <w:tcW w:type="dxa" w:w="2160"/>
+            <w:tcW w:type="dxa" w:w="2480"/>
           </w:tcPr>
           <w:p>
             <w:r>
@@ -4296,7 +4296,7 @@
       <w:tr>
         <w:tc>
           <w:tcPr>
-            <w:tcW w:type="dxa" w:w="2160"/>
+            <w:tcW w:type="dxa" w:w="2480"/>
           </w:tcPr>
           <w:p>
             <w:r>
@@ -4315,7 +4315,7 @@
         </w:tc>
         <w:tc>
           <w:tcPr>
-            <w:tcW w:type="dxa" w:w="2160"/>
+            <w:tcW w:type="dxa" w:w="2480"/>
           </w:tcPr>
           <w:p>
             <w:r>
@@ -4334,7 +4334,7 @@
         </w:tc>
         <w:tc>
           <w:tcPr>
-            <w:tcW w:type="dxa" w:w="2160"/>
+            <w:tcW w:type="dxa" w:w="2480"/>
           </w:tcPr>
           <w:p>
             <w:r>
@@ -4353,7 +4353,7 @@
         </w:tc>
         <w:tc>
           <w:tcPr>
-            <w:tcW w:type="dxa" w:w="2160"/>
+            <w:tcW w:type="dxa" w:w="2480"/>
           </w:tcPr>
           <w:p>
             <w:r>
@@ -4374,7 +4374,7 @@
       <w:tr>
         <w:tc>
           <w:tcPr>
-            <w:tcW w:type="dxa" w:w="2160"/>
+            <w:tcW w:type="dxa" w:w="2480"/>
           </w:tcPr>
           <w:p>
             <w:r>
@@ -4393,7 +4393,7 @@
         </w:tc>
         <w:tc>
           <w:tcPr>
-            <w:tcW w:type="dxa" w:w="2160"/>
+            <w:tcW w:type="dxa" w:w="2480"/>
           </w:tcPr>
           <w:p>
             <w:r>
@@ -4412,7 +4412,7 @@
         </w:tc>
         <w:tc>
           <w:tcPr>
-            <w:tcW w:type="dxa" w:w="2160"/>
+            <w:tcW w:type="dxa" w:w="2480"/>
           </w:tcPr>
           <w:p>
             <w:r>
@@ -4431,7 +4431,7 @@
         </w:tc>
         <w:tc>
           <w:tcPr>
-            <w:tcW w:type="dxa" w:w="2160"/>
+            <w:tcW w:type="dxa" w:w="2480"/>
           </w:tcPr>
           <w:p>
             <w:r>
@@ -4466,7 +4466,7 @@
       <w:tr>
         <w:tc>
           <w:tcPr>
-            <w:tcW w:type="dxa" w:w="2160"/>
+            <w:tcW w:type="dxa" w:w="2480"/>
           </w:tcPr>
           <w:p>
             <w:r>
@@ -4485,7 +4485,7 @@
         </w:tc>
         <w:tc>
           <w:tcPr>
-            <w:tcW w:type="dxa" w:w="2160"/>
+            <w:tcW w:type="dxa" w:w="2480"/>
           </w:tcPr>
           <w:p>
             <w:r>
@@ -4504,7 +4504,7 @@
         </w:tc>
         <w:tc>
           <w:tcPr>
-            <w:tcW w:type="dxa" w:w="2160"/>
+            <w:tcW w:type="dxa" w:w="2480"/>
           </w:tcPr>
           <w:p>
             <w:r>
@@ -4523,7 +4523,7 @@
         </w:tc>
         <w:tc>
           <w:tcPr>
-            <w:tcW w:type="dxa" w:w="2160"/>
+            <w:tcW w:type="dxa" w:w="2480"/>
           </w:tcPr>
           <w:p>
             <w:r>
@@ -4544,7 +4544,7 @@
       <w:tr>
         <w:tc>
           <w:tcPr>
-            <w:tcW w:type="dxa" w:w="2160"/>
+            <w:tcW w:type="dxa" w:w="2480"/>
           </w:tcPr>
           <w:p>
             <w:r>
@@ -4563,7 +4563,7 @@
         </w:tc>
         <w:tc>
           <w:tcPr>
-            <w:tcW w:type="dxa" w:w="2160"/>
+            <w:tcW w:type="dxa" w:w="2480"/>
           </w:tcPr>
           <w:p>
             <w:r>
@@ -4582,7 +4582,7 @@
         </w:tc>
         <w:tc>
           <w:tcPr>
-            <w:tcW w:type="dxa" w:w="2160"/>
+            <w:tcW w:type="dxa" w:w="2480"/>
           </w:tcPr>
           <w:p>
             <w:r>
@@ -4601,7 +4601,7 @@
         </w:tc>
         <w:tc>
           <w:tcPr>
-            <w:tcW w:type="dxa" w:w="2160"/>
+            <w:tcW w:type="dxa" w:w="2480"/>
           </w:tcPr>
           <w:p>
             <w:r>
@@ -4622,7 +4622,7 @@
       <w:tr>
         <w:tc>
           <w:tcPr>
-            <w:tcW w:type="dxa" w:w="2160"/>
+            <w:tcW w:type="dxa" w:w="2480"/>
           </w:tcPr>
           <w:p>
             <w:r>
@@ -4641,7 +4641,7 @@
         </w:tc>
         <w:tc>
           <w:tcPr>
-            <w:tcW w:type="dxa" w:w="2160"/>
+            <w:tcW w:type="dxa" w:w="2480"/>
           </w:tcPr>
           <w:p>
             <w:r>
@@ -4660,7 +4660,7 @@
         </w:tc>
         <w:tc>
           <w:tcPr>
-            <w:tcW w:type="dxa" w:w="2160"/>
+            <w:tcW w:type="dxa" w:w="2480"/>
           </w:tcPr>
           <w:p>
             <w:r>
@@ -4679,7 +4679,7 @@
         </w:tc>
         <w:tc>
           <w:tcPr>
-            <w:tcW w:type="dxa" w:w="2160"/>
+            <w:tcW w:type="dxa" w:w="2480"/>
           </w:tcPr>
           <w:p>
             <w:r>
@@ -4714,7 +4714,7 @@
       <w:tr>
         <w:tc>
           <w:tcPr>
-            <w:tcW w:type="dxa" w:w="2160"/>
+            <w:tcW w:type="dxa" w:w="2480"/>
           </w:tcPr>
           <w:p>
             <w:r>
@@ -4733,7 +4733,7 @@
         </w:tc>
         <w:tc>
           <w:tcPr>
-            <w:tcW w:type="dxa" w:w="2160"/>
+            <w:tcW w:type="dxa" w:w="2480"/>
           </w:tcPr>
           <w:p>
             <w:r>
@@ -4752,7 +4752,7 @@
         </w:tc>
         <w:tc>
           <w:tcPr>
-            <w:tcW w:type="dxa" w:w="2160"/>
+            <w:tcW w:type="dxa" w:w="2480"/>
           </w:tcPr>
           <w:p>
             <w:r>
@@ -4771,7 +4771,7 @@
         </w:tc>
         <w:tc>
           <w:tcPr>
-            <w:tcW w:type="dxa" w:w="2160"/>
+            <w:tcW w:type="dxa" w:w="2480"/>
           </w:tcPr>
           <w:p>
             <w:r>
@@ -4881,18 +4881,18 @@
       <w:tblPr>
         <w:tblStyle w:val="TableGrid"/>
         <w:tblW w:type="auto" w:w="0"/>
-        <w:tblLayout w:type="autofit"/>
+        <w:tblLayout w:type="fixed"/>
         <w:tblLook w:firstColumn="1" w:firstRow="1" w:lastColumn="0" w:lastRow="0" w:noHBand="0" w:noVBand="1" w:val="04A0"/>
       </w:tblPr>
       <w:tblGrid>
-        <w:gridCol w:w="2880"/>
-        <w:gridCol w:w="2880"/>
-        <w:gridCol w:w="2880"/>
+        <w:gridCol w:w="3307"/>
+        <w:gridCol w:w="3307"/>
+        <w:gridCol w:w="3307"/>
       </w:tblGrid>
       <w:tr>
         <w:tc>
           <w:tcPr>
-            <w:tcW w:type="dxa" w:w="2880"/>
+            <w:tcW w:type="dxa" w:w="3307"/>
             <w:shd w:fill="D9E2F3"/>
           </w:tcPr>
           <w:p>
@@ -4914,7 +4914,7 @@
         </w:tc>
         <w:tc>
           <w:tcPr>
-            <w:tcW w:type="dxa" w:w="2880"/>
+            <w:tcW w:type="dxa" w:w="3307"/>
             <w:shd w:fill="D9E2F3"/>
           </w:tcPr>
           <w:p>
@@ -4936,7 +4936,7 @@
         </w:tc>
         <w:tc>
           <w:tcPr>
-            <w:tcW w:type="dxa" w:w="2880"/>
+            <w:tcW w:type="dxa" w:w="3307"/>
             <w:shd w:fill="D9E2F3"/>
           </w:tcPr>
           <w:p>
@@ -4960,7 +4960,7 @@
       <w:tr>
         <w:tc>
           <w:tcPr>
-            <w:tcW w:type="dxa" w:w="2880"/>
+            <w:tcW w:type="dxa" w:w="3307"/>
           </w:tcPr>
           <w:p>
             <w:r>
@@ -4979,7 +4979,7 @@
         </w:tc>
         <w:tc>
           <w:tcPr>
-            <w:tcW w:type="dxa" w:w="2880"/>
+            <w:tcW w:type="dxa" w:w="3307"/>
           </w:tcPr>
           <w:p>
             <w:r>
@@ -4998,7 +4998,7 @@
         </w:tc>
         <w:tc>
           <w:tcPr>
-            <w:tcW w:type="dxa" w:w="2880"/>
+            <w:tcW w:type="dxa" w:w="3307"/>
           </w:tcPr>
           <w:p>
             <w:r>
@@ -5026,7 +5026,7 @@
       <w:tr>
         <w:tc>
           <w:tcPr>
-            <w:tcW w:type="dxa" w:w="2880"/>
+            <w:tcW w:type="dxa" w:w="3307"/>
           </w:tcPr>
           <w:p>
             <w:r>
@@ -5045,7 +5045,7 @@
         </w:tc>
         <w:tc>
           <w:tcPr>
-            <w:tcW w:type="dxa" w:w="2880"/>
+            <w:tcW w:type="dxa" w:w="3307"/>
           </w:tcPr>
           <w:p>
             <w:r>
@@ -5064,7 +5064,7 @@
         </w:tc>
         <w:tc>
           <w:tcPr>
-            <w:tcW w:type="dxa" w:w="2880"/>
+            <w:tcW w:type="dxa" w:w="3307"/>
           </w:tcPr>
           <w:p>
             <w:r>
@@ -5085,7 +5085,7 @@
       <w:tr>
         <w:tc>
           <w:tcPr>
-            <w:tcW w:type="dxa" w:w="2880"/>
+            <w:tcW w:type="dxa" w:w="3307"/>
           </w:tcPr>
           <w:p>
             <w:r>
@@ -5104,7 +5104,7 @@
         </w:tc>
         <w:tc>
           <w:tcPr>
-            <w:tcW w:type="dxa" w:w="2880"/>
+            <w:tcW w:type="dxa" w:w="3307"/>
           </w:tcPr>
           <w:p>
             <w:r>
@@ -5123,7 +5123,7 @@
         </w:tc>
         <w:tc>
           <w:tcPr>
-            <w:tcW w:type="dxa" w:w="2880"/>
+            <w:tcW w:type="dxa" w:w="3307"/>
           </w:tcPr>
           <w:p>
             <w:r>
@@ -5158,7 +5158,7 @@
       <w:tr>
         <w:tc>
           <w:tcPr>
-            <w:tcW w:type="dxa" w:w="2880"/>
+            <w:tcW w:type="dxa" w:w="3307"/>
           </w:tcPr>
           <w:p>
             <w:r>
@@ -5177,7 +5177,7 @@
         </w:tc>
         <w:tc>
           <w:tcPr>
-            <w:tcW w:type="dxa" w:w="2880"/>
+            <w:tcW w:type="dxa" w:w="3307"/>
           </w:tcPr>
           <w:p>
             <w:r>
@@ -5203,7 +5203,7 @@
         </w:tc>
         <w:tc>
           <w:tcPr>
-            <w:tcW w:type="dxa" w:w="2880"/>
+            <w:tcW w:type="dxa" w:w="3307"/>
           </w:tcPr>
           <w:p>
             <w:r>
@@ -5224,7 +5224,7 @@
       <w:tr>
         <w:tc>
           <w:tcPr>
-            <w:tcW w:type="dxa" w:w="2880"/>
+            <w:tcW w:type="dxa" w:w="3307"/>
           </w:tcPr>
           <w:p>
             <w:r>
@@ -5243,7 +5243,7 @@
         </w:tc>
         <w:tc>
           <w:tcPr>
-            <w:tcW w:type="dxa" w:w="2880"/>
+            <w:tcW w:type="dxa" w:w="3307"/>
           </w:tcPr>
           <w:p>
             <w:r>
@@ -5269,7 +5269,7 @@
         </w:tc>
         <w:tc>
           <w:tcPr>
-            <w:tcW w:type="dxa" w:w="2880"/>
+            <w:tcW w:type="dxa" w:w="3307"/>
           </w:tcPr>
           <w:p>
             <w:r>
@@ -5290,7 +5290,7 @@
       <w:tr>
         <w:tc>
           <w:tcPr>
-            <w:tcW w:type="dxa" w:w="2880"/>
+            <w:tcW w:type="dxa" w:w="3307"/>
           </w:tcPr>
           <w:p>
             <w:r>
@@ -5309,7 +5309,7 @@
         </w:tc>
         <w:tc>
           <w:tcPr>
-            <w:tcW w:type="dxa" w:w="2880"/>
+            <w:tcW w:type="dxa" w:w="3307"/>
           </w:tcPr>
           <w:p>
             <w:r>
@@ -5349,7 +5349,7 @@
         </w:tc>
         <w:tc>
           <w:tcPr>
-            <w:tcW w:type="dxa" w:w="2880"/>
+            <w:tcW w:type="dxa" w:w="3307"/>
           </w:tcPr>
           <w:p>
             <w:r>
@@ -5370,7 +5370,7 @@
       <w:tr>
         <w:tc>
           <w:tcPr>
-            <w:tcW w:type="dxa" w:w="2880"/>
+            <w:tcW w:type="dxa" w:w="3307"/>
           </w:tcPr>
           <w:p>
             <w:r>
@@ -5389,7 +5389,7 @@
         </w:tc>
         <w:tc>
           <w:tcPr>
-            <w:tcW w:type="dxa" w:w="2880"/>
+            <w:tcW w:type="dxa" w:w="3307"/>
           </w:tcPr>
           <w:p>
             <w:r>
@@ -5429,7 +5429,7 @@
         </w:tc>
         <w:tc>
           <w:tcPr>
-            <w:tcW w:type="dxa" w:w="2880"/>
+            <w:tcW w:type="dxa" w:w="3307"/>
           </w:tcPr>
           <w:p>
             <w:r>
@@ -5450,7 +5450,7 @@
       <w:tr>
         <w:tc>
           <w:tcPr>
-            <w:tcW w:type="dxa" w:w="2880"/>
+            <w:tcW w:type="dxa" w:w="3307"/>
           </w:tcPr>
           <w:p>
             <w:r>
@@ -5469,7 +5469,7 @@
         </w:tc>
         <w:tc>
           <w:tcPr>
-            <w:tcW w:type="dxa" w:w="2880"/>
+            <w:tcW w:type="dxa" w:w="3307"/>
           </w:tcPr>
           <w:p>
             <w:r>
@@ -5509,7 +5509,7 @@
         </w:tc>
         <w:tc>
           <w:tcPr>
-            <w:tcW w:type="dxa" w:w="2880"/>
+            <w:tcW w:type="dxa" w:w="3307"/>
           </w:tcPr>
           <w:p>
             <w:r>
@@ -5530,7 +5530,7 @@
       <w:tr>
         <w:tc>
           <w:tcPr>
-            <w:tcW w:type="dxa" w:w="2880"/>
+            <w:tcW w:type="dxa" w:w="3307"/>
           </w:tcPr>
           <w:p>
             <w:r>
@@ -5549,7 +5549,7 @@
         </w:tc>
         <w:tc>
           <w:tcPr>
-            <w:tcW w:type="dxa" w:w="2880"/>
+            <w:tcW w:type="dxa" w:w="3307"/>
           </w:tcPr>
           <w:p>
             <w:r>
@@ -5603,7 +5603,7 @@
         </w:tc>
         <w:tc>
           <w:tcPr>
-            <w:tcW w:type="dxa" w:w="2880"/>
+            <w:tcW w:type="dxa" w:w="3307"/>
           </w:tcPr>
           <w:p>
             <w:r>
@@ -5758,18 +5758,18 @@
       <w:tblPr>
         <w:tblStyle w:val="TableGrid"/>
         <w:tblW w:type="auto" w:w="0"/>
-        <w:tblLayout w:type="autofit"/>
+        <w:tblLayout w:type="fixed"/>
         <w:tblLook w:firstColumn="1" w:firstRow="1" w:lastColumn="0" w:lastRow="0" w:noHBand="0" w:noVBand="1" w:val="04A0"/>
       </w:tblPr>
       <w:tblGrid>
-        <w:gridCol w:w="2880"/>
-        <w:gridCol w:w="2880"/>
-        <w:gridCol w:w="2880"/>
+        <w:gridCol w:w="3307"/>
+        <w:gridCol w:w="3307"/>
+        <w:gridCol w:w="3307"/>
       </w:tblGrid>
       <w:tr>
         <w:tc>
           <w:tcPr>
-            <w:tcW w:type="dxa" w:w="2880"/>
+            <w:tcW w:type="dxa" w:w="3307"/>
             <w:shd w:fill="D9E2F3"/>
           </w:tcPr>
           <w:p>
@@ -5791,7 +5791,7 @@
         </w:tc>
         <w:tc>
           <w:tcPr>
-            <w:tcW w:type="dxa" w:w="2880"/>
+            <w:tcW w:type="dxa" w:w="3307"/>
             <w:shd w:fill="D9E2F3"/>
           </w:tcPr>
           <w:p>
@@ -5813,7 +5813,7 @@
         </w:tc>
         <w:tc>
           <w:tcPr>
-            <w:tcW w:type="dxa" w:w="2880"/>
+            <w:tcW w:type="dxa" w:w="3307"/>
             <w:shd w:fill="D9E2F3"/>
           </w:tcPr>
           <w:p>
@@ -5837,7 +5837,7 @@
       <w:tr>
         <w:tc>
           <w:tcPr>
-            <w:tcW w:type="dxa" w:w="2880"/>
+            <w:tcW w:type="dxa" w:w="3307"/>
           </w:tcPr>
           <w:p>
             <w:r>
@@ -5856,7 +5856,7 @@
         </w:tc>
         <w:tc>
           <w:tcPr>
-            <w:tcW w:type="dxa" w:w="2880"/>
+            <w:tcW w:type="dxa" w:w="3307"/>
           </w:tcPr>
           <w:p>
             <w:r>
@@ -5875,7 +5875,7 @@
         </w:tc>
         <w:tc>
           <w:tcPr>
-            <w:tcW w:type="dxa" w:w="2880"/>
+            <w:tcW w:type="dxa" w:w="3307"/>
           </w:tcPr>
           <w:p>
             <w:r>
@@ -5896,7 +5896,7 @@
       <w:tr>
         <w:tc>
           <w:tcPr>
-            <w:tcW w:type="dxa" w:w="2880"/>
+            <w:tcW w:type="dxa" w:w="3307"/>
           </w:tcPr>
           <w:p>
             <w:r>
@@ -5915,7 +5915,7 @@
         </w:tc>
         <w:tc>
           <w:tcPr>
-            <w:tcW w:type="dxa" w:w="2880"/>
+            <w:tcW w:type="dxa" w:w="3307"/>
           </w:tcPr>
           <w:p>
             <w:r>
@@ -5934,7 +5934,7 @@
         </w:tc>
         <w:tc>
           <w:tcPr>
-            <w:tcW w:type="dxa" w:w="2880"/>
+            <w:tcW w:type="dxa" w:w="3307"/>
           </w:tcPr>
           <w:p>
             <w:r>
@@ -5955,7 +5955,7 @@
       <w:tr>
         <w:tc>
           <w:tcPr>
-            <w:tcW w:type="dxa" w:w="2880"/>
+            <w:tcW w:type="dxa" w:w="3307"/>
           </w:tcPr>
           <w:p>
             <w:r>
@@ -5974,7 +5974,7 @@
         </w:tc>
         <w:tc>
           <w:tcPr>
-            <w:tcW w:type="dxa" w:w="2880"/>
+            <w:tcW w:type="dxa" w:w="3307"/>
           </w:tcPr>
           <w:p>
             <w:r>
@@ -6014,7 +6014,7 @@
         </w:tc>
         <w:tc>
           <w:tcPr>
-            <w:tcW w:type="dxa" w:w="2880"/>
+            <w:tcW w:type="dxa" w:w="3307"/>
           </w:tcPr>
           <w:p>
             <w:r>
@@ -6078,19 +6078,19 @@
       <w:tblPr>
         <w:tblStyle w:val="TableGrid"/>
         <w:tblW w:type="auto" w:w="0"/>
-        <w:tblLayout w:type="autofit"/>
+        <w:tblLayout w:type="fixed"/>
         <w:tblLook w:firstColumn="1" w:firstRow="1" w:lastColumn="0" w:lastRow="0" w:noHBand="0" w:noVBand="1" w:val="04A0"/>
       </w:tblPr>
       <w:tblGrid>
-        <w:gridCol w:w="2160"/>
-        <w:gridCol w:w="2160"/>
-        <w:gridCol w:w="2160"/>
-        <w:gridCol w:w="2160"/>
+        <w:gridCol w:w="2480"/>
+        <w:gridCol w:w="2480"/>
+        <w:gridCol w:w="2480"/>
+        <w:gridCol w:w="2480"/>
       </w:tblGrid>
       <w:tr>
         <w:tc>
           <w:tcPr>
-            <w:tcW w:type="dxa" w:w="2160"/>
+            <w:tcW w:type="dxa" w:w="2480"/>
             <w:shd w:fill="D9E2F3"/>
           </w:tcPr>
           <w:p>
@@ -6112,7 +6112,7 @@
         </w:tc>
         <w:tc>
           <w:tcPr>
-            <w:tcW w:type="dxa" w:w="2160"/>
+            <w:tcW w:type="dxa" w:w="2480"/>
             <w:shd w:fill="D9E2F3"/>
           </w:tcPr>
           <w:p>
@@ -6134,7 +6134,7 @@
         </w:tc>
         <w:tc>
           <w:tcPr>
-            <w:tcW w:type="dxa" w:w="2160"/>
+            <w:tcW w:type="dxa" w:w="2480"/>
             <w:shd w:fill="D9E2F3"/>
           </w:tcPr>
           <w:p>
@@ -6156,7 +6156,7 @@
         </w:tc>
         <w:tc>
           <w:tcPr>
-            <w:tcW w:type="dxa" w:w="2160"/>
+            <w:tcW w:type="dxa" w:w="2480"/>
             <w:shd w:fill="D9E2F3"/>
           </w:tcPr>
           <w:p>
@@ -6180,7 +6180,7 @@
       <w:tr>
         <w:tc>
           <w:tcPr>
-            <w:tcW w:type="dxa" w:w="2160"/>
+            <w:tcW w:type="dxa" w:w="2480"/>
           </w:tcPr>
           <w:p>
             <w:r>
@@ -6199,7 +6199,7 @@
         </w:tc>
         <w:tc>
           <w:tcPr>
-            <w:tcW w:type="dxa" w:w="2160"/>
+            <w:tcW w:type="dxa" w:w="2480"/>
           </w:tcPr>
           <w:p>
             <w:r>
@@ -6218,7 +6218,7 @@
         </w:tc>
         <w:tc>
           <w:tcPr>
-            <w:tcW w:type="dxa" w:w="2160"/>
+            <w:tcW w:type="dxa" w:w="2480"/>
           </w:tcPr>
           <w:p>
             <w:r>
@@ -6237,7 +6237,7 @@
         </w:tc>
         <w:tc>
           <w:tcPr>
-            <w:tcW w:type="dxa" w:w="2160"/>
+            <w:tcW w:type="dxa" w:w="2480"/>
           </w:tcPr>
           <w:p>
             <w:r>
@@ -6258,7 +6258,7 @@
       <w:tr>
         <w:tc>
           <w:tcPr>
-            <w:tcW w:type="dxa" w:w="2160"/>
+            <w:tcW w:type="dxa" w:w="2480"/>
           </w:tcPr>
           <w:p>
             <w:r>
@@ -6277,7 +6277,7 @@
         </w:tc>
         <w:tc>
           <w:tcPr>
-            <w:tcW w:type="dxa" w:w="2160"/>
+            <w:tcW w:type="dxa" w:w="2480"/>
           </w:tcPr>
           <w:p>
             <w:r>
@@ -6296,7 +6296,7 @@
         </w:tc>
         <w:tc>
           <w:tcPr>
-            <w:tcW w:type="dxa" w:w="2160"/>
+            <w:tcW w:type="dxa" w:w="2480"/>
           </w:tcPr>
           <w:p>
             <w:r>
@@ -6329,7 +6329,7 @@
         </w:tc>
         <w:tc>
           <w:tcPr>
-            <w:tcW w:type="dxa" w:w="2160"/>
+            <w:tcW w:type="dxa" w:w="2480"/>
           </w:tcPr>
           <w:p>
             <w:r>
@@ -6350,7 +6350,7 @@
       <w:tr>
         <w:tc>
           <w:tcPr>
-            <w:tcW w:type="dxa" w:w="2160"/>
+            <w:tcW w:type="dxa" w:w="2480"/>
           </w:tcPr>
           <w:p>
             <w:r>
@@ -6369,7 +6369,7 @@
         </w:tc>
         <w:tc>
           <w:tcPr>
-            <w:tcW w:type="dxa" w:w="2160"/>
+            <w:tcW w:type="dxa" w:w="2480"/>
           </w:tcPr>
           <w:p>
             <w:r>
@@ -6388,7 +6388,7 @@
         </w:tc>
         <w:tc>
           <w:tcPr>
-            <w:tcW w:type="dxa" w:w="2160"/>
+            <w:tcW w:type="dxa" w:w="2480"/>
           </w:tcPr>
           <w:p>
             <w:r>
@@ -6407,7 +6407,7 @@
         </w:tc>
         <w:tc>
           <w:tcPr>
-            <w:tcW w:type="dxa" w:w="2160"/>
+            <w:tcW w:type="dxa" w:w="2480"/>
           </w:tcPr>
           <w:p>
             <w:r>
@@ -6428,7 +6428,7 @@
       <w:tr>
         <w:tc>
           <w:tcPr>
-            <w:tcW w:type="dxa" w:w="2160"/>
+            <w:tcW w:type="dxa" w:w="2480"/>
           </w:tcPr>
           <w:p>
             <w:r>
@@ -6447,7 +6447,7 @@
         </w:tc>
         <w:tc>
           <w:tcPr>
-            <w:tcW w:type="dxa" w:w="2160"/>
+            <w:tcW w:type="dxa" w:w="2480"/>
           </w:tcPr>
           <w:p>
             <w:r>
@@ -6466,7 +6466,7 @@
         </w:tc>
         <w:tc>
           <w:tcPr>
-            <w:tcW w:type="dxa" w:w="2160"/>
+            <w:tcW w:type="dxa" w:w="2480"/>
           </w:tcPr>
           <w:p>
             <w:r>
@@ -6485,7 +6485,7 @@
         </w:tc>
         <w:tc>
           <w:tcPr>
-            <w:tcW w:type="dxa" w:w="2160"/>
+            <w:tcW w:type="dxa" w:w="2480"/>
           </w:tcPr>
           <w:p>
             <w:r>
@@ -6506,7 +6506,7 @@
       <w:tr>
         <w:tc>
           <w:tcPr>
-            <w:tcW w:type="dxa" w:w="2160"/>
+            <w:tcW w:type="dxa" w:w="2480"/>
           </w:tcPr>
           <w:p>
             <w:r>
@@ -6525,7 +6525,7 @@
         </w:tc>
         <w:tc>
           <w:tcPr>
-            <w:tcW w:type="dxa" w:w="2160"/>
+            <w:tcW w:type="dxa" w:w="2480"/>
           </w:tcPr>
           <w:p>
             <w:r>
@@ -6544,7 +6544,7 @@
         </w:tc>
         <w:tc>
           <w:tcPr>
-            <w:tcW w:type="dxa" w:w="2160"/>
+            <w:tcW w:type="dxa" w:w="2480"/>
           </w:tcPr>
           <w:p>
             <w:r>
@@ -6563,7 +6563,7 @@
         </w:tc>
         <w:tc>
           <w:tcPr>
-            <w:tcW w:type="dxa" w:w="2160"/>
+            <w:tcW w:type="dxa" w:w="2480"/>
           </w:tcPr>
           <w:p>
             <w:r>
@@ -6584,7 +6584,7 @@
       <w:tr>
         <w:tc>
           <w:tcPr>
-            <w:tcW w:type="dxa" w:w="2160"/>
+            <w:tcW w:type="dxa" w:w="2480"/>
           </w:tcPr>
           <w:p>
             <w:r>
@@ -6603,7 +6603,7 @@
         </w:tc>
         <w:tc>
           <w:tcPr>
-            <w:tcW w:type="dxa" w:w="2160"/>
+            <w:tcW w:type="dxa" w:w="2480"/>
           </w:tcPr>
           <w:p>
             <w:r>
@@ -6622,7 +6622,7 @@
         </w:tc>
         <w:tc>
           <w:tcPr>
-            <w:tcW w:type="dxa" w:w="2160"/>
+            <w:tcW w:type="dxa" w:w="2480"/>
           </w:tcPr>
           <w:p>
             <w:r>
@@ -6662,7 +6662,7 @@
         </w:tc>
         <w:tc>
           <w:tcPr>
-            <w:tcW w:type="dxa" w:w="2160"/>
+            <w:tcW w:type="dxa" w:w="2480"/>
           </w:tcPr>
           <w:p>
             <w:r>
@@ -6697,7 +6697,7 @@
       <w:tr>
         <w:tc>
           <w:tcPr>
-            <w:tcW w:type="dxa" w:w="2160"/>
+            <w:tcW w:type="dxa" w:w="2480"/>
           </w:tcPr>
           <w:p>
             <w:r>
@@ -6716,7 +6716,7 @@
         </w:tc>
         <w:tc>
           <w:tcPr>
-            <w:tcW w:type="dxa" w:w="2160"/>
+            <w:tcW w:type="dxa" w:w="2480"/>
           </w:tcPr>
           <w:p>
             <w:r>
@@ -6735,7 +6735,7 @@
         </w:tc>
         <w:tc>
           <w:tcPr>
-            <w:tcW w:type="dxa" w:w="2160"/>
+            <w:tcW w:type="dxa" w:w="2480"/>
           </w:tcPr>
           <w:p>
             <w:r>
@@ -6775,7 +6775,7 @@
         </w:tc>
         <w:tc>
           <w:tcPr>
-            <w:tcW w:type="dxa" w:w="2160"/>
+            <w:tcW w:type="dxa" w:w="2480"/>
           </w:tcPr>
           <w:p>
             <w:r>
@@ -7267,7 +7267,7 @@
       <w:r>
         <w:drawing>
           <wp:inline xmlns:a="http://schemas.openxmlformats.org/drawingml/2006/main" xmlns:pic="http://schemas.openxmlformats.org/drawingml/2006/picture">
-            <wp:extent cx="1283133" cy="6858000"/>
+            <wp:extent cx="1391883" cy="7439240"/>
             <wp:docPr id="2" name="Picture 2"/>
             <wp:cNvGraphicFramePr>
               <a:graphicFrameLocks noChangeAspect="1"/>
@@ -7288,7 +7288,7 @@
                   <pic:spPr>
                     <a:xfrm>
                       <a:off x="0" y="0"/>
-                      <a:ext cx="1283133" cy="6858000"/>
+                      <a:ext cx="1391883" cy="7439240"/>
                     </a:xfrm>
                     <a:prstGeom prst="rect"/>
                   </pic:spPr>
@@ -8843,7 +8843,7 @@
       <w:r>
         <w:drawing>
           <wp:inline xmlns:a="http://schemas.openxmlformats.org/drawingml/2006/main" xmlns:pic="http://schemas.openxmlformats.org/drawingml/2006/picture">
-            <wp:extent cx="5486400" cy="4425585"/>
+            <wp:extent cx="6300470" cy="5082252"/>
             <wp:docPr id="3" name="Picture 3"/>
             <wp:cNvGraphicFramePr>
               <a:graphicFrameLocks noChangeAspect="1"/>
@@ -8864,7 +8864,7 @@
                   <pic:spPr>
                     <a:xfrm>
                       <a:off x="0" y="0"/>
-                      <a:ext cx="5486400" cy="4425585"/>
+                      <a:ext cx="6300470" cy="5082252"/>
                     </a:xfrm>
                     <a:prstGeom prst="rect"/>
                   </pic:spPr>
@@ -9208,17 +9208,17 @@
       <w:tblPr>
         <w:tblStyle w:val="TableGrid"/>
         <w:tblW w:type="auto" w:w="0"/>
-        <w:tblLayout w:type="autofit"/>
+        <w:tblLayout w:type="fixed"/>
         <w:tblLook w:firstColumn="1" w:firstRow="1" w:lastColumn="0" w:lastRow="0" w:noHBand="0" w:noVBand="1" w:val="04A0"/>
       </w:tblPr>
       <w:tblGrid>
-        <w:gridCol w:w="4320"/>
-        <w:gridCol w:w="4320"/>
+        <w:gridCol w:w="4961"/>
+        <w:gridCol w:w="4961"/>
       </w:tblGrid>
       <w:tr>
         <w:tc>
           <w:tcPr>
-            <w:tcW w:type="dxa" w:w="4320"/>
+            <w:tcW w:type="dxa" w:w="4961"/>
             <w:shd w:fill="D9E2F3"/>
           </w:tcPr>
           <w:p>
@@ -9240,7 +9240,7 @@
         </w:tc>
         <w:tc>
           <w:tcPr>
-            <w:tcW w:type="dxa" w:w="4320"/>
+            <w:tcW w:type="dxa" w:w="4961"/>
             <w:shd w:fill="D9E2F3"/>
           </w:tcPr>
           <w:p>
@@ -9264,7 +9264,7 @@
       <w:tr>
         <w:tc>
           <w:tcPr>
-            <w:tcW w:type="dxa" w:w="4320"/>
+            <w:tcW w:type="dxa" w:w="4961"/>
           </w:tcPr>
           <w:p>
             <w:r>
@@ -9283,7 +9283,7 @@
         </w:tc>
         <w:tc>
           <w:tcPr>
-            <w:tcW w:type="dxa" w:w="4320"/>
+            <w:tcW w:type="dxa" w:w="4961"/>
           </w:tcPr>
           <w:p>
             <w:r>
@@ -9325,7 +9325,7 @@
       <w:tr>
         <w:tc>
           <w:tcPr>
-            <w:tcW w:type="dxa" w:w="4320"/>
+            <w:tcW w:type="dxa" w:w="4961"/>
           </w:tcPr>
           <w:p>
             <w:r>
@@ -9344,7 +9344,7 @@
         </w:tc>
         <w:tc>
           <w:tcPr>
-            <w:tcW w:type="dxa" w:w="4320"/>
+            <w:tcW w:type="dxa" w:w="4961"/>
           </w:tcPr>
           <w:p>
             <w:r>
@@ -9407,7 +9407,7 @@
       <w:tr>
         <w:tc>
           <w:tcPr>
-            <w:tcW w:type="dxa" w:w="4320"/>
+            <w:tcW w:type="dxa" w:w="4961"/>
           </w:tcPr>
           <w:p>
             <w:r>
@@ -9426,7 +9426,7 @@
         </w:tc>
         <w:tc>
           <w:tcPr>
-            <w:tcW w:type="dxa" w:w="4320"/>
+            <w:tcW w:type="dxa" w:w="4961"/>
           </w:tcPr>
           <w:p>
             <w:r>
@@ -9454,7 +9454,7 @@
       <w:tr>
         <w:tc>
           <w:tcPr>
-            <w:tcW w:type="dxa" w:w="4320"/>
+            <w:tcW w:type="dxa" w:w="4961"/>
           </w:tcPr>
           <w:p>
             <w:r>
@@ -9473,7 +9473,7 @@
         </w:tc>
         <w:tc>
           <w:tcPr>
-            <w:tcW w:type="dxa" w:w="4320"/>
+            <w:tcW w:type="dxa" w:w="4961"/>
           </w:tcPr>
           <w:p>
             <w:r>
@@ -9508,7 +9508,7 @@
       <w:tr>
         <w:tc>
           <w:tcPr>
-            <w:tcW w:type="dxa" w:w="4320"/>
+            <w:tcW w:type="dxa" w:w="4961"/>
           </w:tcPr>
           <w:p>
             <w:r>
@@ -9527,7 +9527,7 @@
         </w:tc>
         <w:tc>
           <w:tcPr>
-            <w:tcW w:type="dxa" w:w="4320"/>
+            <w:tcW w:type="dxa" w:w="4961"/>
           </w:tcPr>
           <w:p>
             <w:r>
@@ -9562,7 +9562,7 @@
       <w:tr>
         <w:tc>
           <w:tcPr>
-            <w:tcW w:type="dxa" w:w="4320"/>
+            <w:tcW w:type="dxa" w:w="4961"/>
           </w:tcPr>
           <w:p>
             <w:r>
@@ -9581,7 +9581,7 @@
         </w:tc>
         <w:tc>
           <w:tcPr>
-            <w:tcW w:type="dxa" w:w="4320"/>
+            <w:tcW w:type="dxa" w:w="4961"/>
           </w:tcPr>
           <w:p>
             <w:r>
@@ -9609,7 +9609,7 @@
       <w:tr>
         <w:tc>
           <w:tcPr>
-            <w:tcW w:type="dxa" w:w="4320"/>
+            <w:tcW w:type="dxa" w:w="4961"/>
           </w:tcPr>
           <w:p>
             <w:r>
@@ -9628,7 +9628,7 @@
         </w:tc>
         <w:tc>
           <w:tcPr>
-            <w:tcW w:type="dxa" w:w="4320"/>
+            <w:tcW w:type="dxa" w:w="4961"/>
           </w:tcPr>
           <w:p>
             <w:r>
@@ -9663,7 +9663,7 @@
       <w:tr>
         <w:tc>
           <w:tcPr>
-            <w:tcW w:type="dxa" w:w="4320"/>
+            <w:tcW w:type="dxa" w:w="4961"/>
           </w:tcPr>
           <w:p>
             <w:r>
@@ -9682,7 +9682,7 @@
         </w:tc>
         <w:tc>
           <w:tcPr>
-            <w:tcW w:type="dxa" w:w="4320"/>
+            <w:tcW w:type="dxa" w:w="4961"/>
           </w:tcPr>
           <w:p>
             <w:r>
@@ -9731,7 +9731,7 @@
       <w:tr>
         <w:tc>
           <w:tcPr>
-            <w:tcW w:type="dxa" w:w="4320"/>
+            <w:tcW w:type="dxa" w:w="4961"/>
           </w:tcPr>
           <w:p>
             <w:r>
@@ -9750,7 +9750,7 @@
         </w:tc>
         <w:tc>
           <w:tcPr>
-            <w:tcW w:type="dxa" w:w="4320"/>
+            <w:tcW w:type="dxa" w:w="4961"/>
           </w:tcPr>
           <w:p>
             <w:r>
@@ -9888,17 +9888,17 @@
       <w:tblPr>
         <w:tblStyle w:val="TableGrid"/>
         <w:tblW w:type="auto" w:w="0"/>
-        <w:tblLayout w:type="autofit"/>
+        <w:tblLayout w:type="fixed"/>
         <w:tblLook w:firstColumn="1" w:firstRow="1" w:lastColumn="0" w:lastRow="0" w:noHBand="0" w:noVBand="1" w:val="04A0"/>
       </w:tblPr>
       <w:tblGrid>
-        <w:gridCol w:w="4320"/>
-        <w:gridCol w:w="4320"/>
+        <w:gridCol w:w="4961"/>
+        <w:gridCol w:w="4961"/>
       </w:tblGrid>
       <w:tr>
         <w:tc>
           <w:tcPr>
-            <w:tcW w:type="dxa" w:w="4320"/>
+            <w:tcW w:type="dxa" w:w="4961"/>
             <w:shd w:fill="D9E2F3"/>
           </w:tcPr>
           <w:p>
@@ -9920,7 +9920,7 @@
         </w:tc>
         <w:tc>
           <w:tcPr>
-            <w:tcW w:type="dxa" w:w="4320"/>
+            <w:tcW w:type="dxa" w:w="4961"/>
             <w:shd w:fill="D9E2F3"/>
           </w:tcPr>
           <w:p>
@@ -9944,7 +9944,7 @@
       <w:tr>
         <w:tc>
           <w:tcPr>
-            <w:tcW w:type="dxa" w:w="4320"/>
+            <w:tcW w:type="dxa" w:w="4961"/>
           </w:tcPr>
           <w:p>
             <w:r>
@@ -9963,7 +9963,7 @@
         </w:tc>
         <w:tc>
           <w:tcPr>
-            <w:tcW w:type="dxa" w:w="4320"/>
+            <w:tcW w:type="dxa" w:w="4961"/>
           </w:tcPr>
           <w:p>
             <w:r>
@@ -10033,7 +10033,7 @@
       <w:tr>
         <w:tc>
           <w:tcPr>
-            <w:tcW w:type="dxa" w:w="4320"/>
+            <w:tcW w:type="dxa" w:w="4961"/>
           </w:tcPr>
           <w:p>
             <w:r>
@@ -10052,7 +10052,7 @@
         </w:tc>
         <w:tc>
           <w:tcPr>
-            <w:tcW w:type="dxa" w:w="4320"/>
+            <w:tcW w:type="dxa" w:w="4961"/>
           </w:tcPr>
           <w:p>
             <w:r>
@@ -10073,7 +10073,7 @@
       <w:tr>
         <w:tc>
           <w:tcPr>
-            <w:tcW w:type="dxa" w:w="4320"/>
+            <w:tcW w:type="dxa" w:w="4961"/>
           </w:tcPr>
           <w:p>
             <w:r>
@@ -10092,7 +10092,7 @@
         </w:tc>
         <w:tc>
           <w:tcPr>
-            <w:tcW w:type="dxa" w:w="4320"/>
+            <w:tcW w:type="dxa" w:w="4961"/>
           </w:tcPr>
           <w:p>
             <w:r>
@@ -10155,7 +10155,7 @@
       <w:tr>
         <w:tc>
           <w:tcPr>
-            <w:tcW w:type="dxa" w:w="4320"/>
+            <w:tcW w:type="dxa" w:w="4961"/>
           </w:tcPr>
           <w:p>
             <w:r>
@@ -10174,7 +10174,7 @@
         </w:tc>
         <w:tc>
           <w:tcPr>
-            <w:tcW w:type="dxa" w:w="4320"/>
+            <w:tcW w:type="dxa" w:w="4961"/>
           </w:tcPr>
           <w:p>
             <w:r>
@@ -10223,7 +10223,7 @@
       <w:tr>
         <w:tc>
           <w:tcPr>
-            <w:tcW w:type="dxa" w:w="4320"/>
+            <w:tcW w:type="dxa" w:w="4961"/>
           </w:tcPr>
           <w:p>
             <w:r>
@@ -10242,7 +10242,7 @@
         </w:tc>
         <w:tc>
           <w:tcPr>
-            <w:tcW w:type="dxa" w:w="4320"/>
+            <w:tcW w:type="dxa" w:w="4961"/>
           </w:tcPr>
           <w:p>
             <w:r>
@@ -10298,7 +10298,7 @@
       <w:tr>
         <w:tc>
           <w:tcPr>
-            <w:tcW w:type="dxa" w:w="4320"/>
+            <w:tcW w:type="dxa" w:w="4961"/>
           </w:tcPr>
           <w:p>
             <w:r>
@@ -10317,7 +10317,7 @@
         </w:tc>
         <w:tc>
           <w:tcPr>
-            <w:tcW w:type="dxa" w:w="4320"/>
+            <w:tcW w:type="dxa" w:w="4961"/>
           </w:tcPr>
           <w:p>
             <w:r>
@@ -10388,17 +10388,17 @@
       <w:tblPr>
         <w:tblStyle w:val="TableGrid"/>
         <w:tblW w:type="auto" w:w="0"/>
-        <w:tblLayout w:type="autofit"/>
+        <w:tblLayout w:type="fixed"/>
         <w:tblLook w:firstColumn="1" w:firstRow="1" w:lastColumn="0" w:lastRow="0" w:noHBand="0" w:noVBand="1" w:val="04A0"/>
       </w:tblPr>
       <w:tblGrid>
-        <w:gridCol w:w="4320"/>
-        <w:gridCol w:w="4320"/>
+        <w:gridCol w:w="4961"/>
+        <w:gridCol w:w="4961"/>
       </w:tblGrid>
       <w:tr>
         <w:tc>
           <w:tcPr>
-            <w:tcW w:type="dxa" w:w="4320"/>
+            <w:tcW w:type="dxa" w:w="4961"/>
             <w:shd w:fill="D9E2F3"/>
           </w:tcPr>
           <w:p>
@@ -10420,7 +10420,7 @@
         </w:tc>
         <w:tc>
           <w:tcPr>
-            <w:tcW w:type="dxa" w:w="4320"/>
+            <w:tcW w:type="dxa" w:w="4961"/>
             <w:shd w:fill="D9E2F3"/>
           </w:tcPr>
           <w:p>
@@ -10444,7 +10444,7 @@
       <w:tr>
         <w:tc>
           <w:tcPr>
-            <w:tcW w:type="dxa" w:w="4320"/>
+            <w:tcW w:type="dxa" w:w="4961"/>
           </w:tcPr>
           <w:p>
             <w:r>
@@ -10463,7 +10463,7 @@
         </w:tc>
         <w:tc>
           <w:tcPr>
-            <w:tcW w:type="dxa" w:w="4320"/>
+            <w:tcW w:type="dxa" w:w="4961"/>
           </w:tcPr>
           <w:p>
             <w:r>
@@ -10484,7 +10484,7 @@
       <w:tr>
         <w:tc>
           <w:tcPr>
-            <w:tcW w:type="dxa" w:w="4320"/>
+            <w:tcW w:type="dxa" w:w="4961"/>
           </w:tcPr>
           <w:p>
             <w:r>
@@ -10503,7 +10503,7 @@
         </w:tc>
         <w:tc>
           <w:tcPr>
-            <w:tcW w:type="dxa" w:w="4320"/>
+            <w:tcW w:type="dxa" w:w="4961"/>
           </w:tcPr>
           <w:p>
             <w:r>
@@ -10538,7 +10538,7 @@
       <w:tr>
         <w:tc>
           <w:tcPr>
-            <w:tcW w:type="dxa" w:w="4320"/>
+            <w:tcW w:type="dxa" w:w="4961"/>
           </w:tcPr>
           <w:p>
             <w:r>
@@ -10557,7 +10557,7 @@
         </w:tc>
         <w:tc>
           <w:tcPr>
-            <w:tcW w:type="dxa" w:w="4320"/>
+            <w:tcW w:type="dxa" w:w="4961"/>
           </w:tcPr>
           <w:p>
             <w:r>
@@ -10578,7 +10578,7 @@
       <w:tr>
         <w:tc>
           <w:tcPr>
-            <w:tcW w:type="dxa" w:w="4320"/>
+            <w:tcW w:type="dxa" w:w="4961"/>
           </w:tcPr>
           <w:p>
             <w:r>
@@ -10597,7 +10597,7 @@
         </w:tc>
         <w:tc>
           <w:tcPr>
-            <w:tcW w:type="dxa" w:w="4320"/>
+            <w:tcW w:type="dxa" w:w="4961"/>
           </w:tcPr>
           <w:p>
             <w:r>
@@ -10626,7 +10626,7 @@
       <w:tr>
         <w:tc>
           <w:tcPr>
-            <w:tcW w:type="dxa" w:w="4320"/>
+            <w:tcW w:type="dxa" w:w="4961"/>
           </w:tcPr>
           <w:p>
             <w:r>
@@ -10645,7 +10645,7 @@
         </w:tc>
         <w:tc>
           <w:tcPr>
-            <w:tcW w:type="dxa" w:w="4320"/>
+            <w:tcW w:type="dxa" w:w="4961"/>
           </w:tcPr>
           <w:p>
             <w:r>
@@ -10688,7 +10688,7 @@
       <w:tr>
         <w:tc>
           <w:tcPr>
-            <w:tcW w:type="dxa" w:w="4320"/>
+            <w:tcW w:type="dxa" w:w="4961"/>
           </w:tcPr>
           <w:p>
             <w:r>
@@ -10707,7 +10707,7 @@
         </w:tc>
         <w:tc>
           <w:tcPr>
-            <w:tcW w:type="dxa" w:w="4320"/>
+            <w:tcW w:type="dxa" w:w="4961"/>
           </w:tcPr>
           <w:p>
             <w:r>
@@ -11249,19 +11249,19 @@
       <w:tblPr>
         <w:tblStyle w:val="TableGrid"/>
         <w:tblW w:type="auto" w:w="0"/>
-        <w:tblLayout w:type="autofit"/>
+        <w:tblLayout w:type="fixed"/>
         <w:tblLook w:firstColumn="1" w:firstRow="1" w:lastColumn="0" w:lastRow="0" w:noHBand="0" w:noVBand="1" w:val="04A0"/>
       </w:tblPr>
       <w:tblGrid>
-        <w:gridCol w:w="2160"/>
-        <w:gridCol w:w="2160"/>
-        <w:gridCol w:w="2160"/>
-        <w:gridCol w:w="2160"/>
+        <w:gridCol w:w="2480"/>
+        <w:gridCol w:w="2480"/>
+        <w:gridCol w:w="2480"/>
+        <w:gridCol w:w="2480"/>
       </w:tblGrid>
       <w:tr>
         <w:tc>
           <w:tcPr>
-            <w:tcW w:type="dxa" w:w="2160"/>
+            <w:tcW w:type="dxa" w:w="2480"/>
             <w:shd w:fill="D9E2F3"/>
           </w:tcPr>
           <w:p>
@@ -11283,7 +11283,7 @@
         </w:tc>
         <w:tc>
           <w:tcPr>
-            <w:tcW w:type="dxa" w:w="2160"/>
+            <w:tcW w:type="dxa" w:w="2480"/>
             <w:shd w:fill="D9E2F3"/>
           </w:tcPr>
           <w:p>
@@ -11305,7 +11305,7 @@
         </w:tc>
         <w:tc>
           <w:tcPr>
-            <w:tcW w:type="dxa" w:w="2160"/>
+            <w:tcW w:type="dxa" w:w="2480"/>
             <w:shd w:fill="D9E2F3"/>
           </w:tcPr>
           <w:p>
@@ -11327,7 +11327,7 @@
         </w:tc>
         <w:tc>
           <w:tcPr>
-            <w:tcW w:type="dxa" w:w="2160"/>
+            <w:tcW w:type="dxa" w:w="2480"/>
             <w:shd w:fill="D9E2F3"/>
           </w:tcPr>
           <w:p>
@@ -11351,7 +11351,7 @@
       <w:tr>
         <w:tc>
           <w:tcPr>
-            <w:tcW w:type="dxa" w:w="2160"/>
+            <w:tcW w:type="dxa" w:w="2480"/>
           </w:tcPr>
           <w:p>
             <w:r>
@@ -11370,7 +11370,7 @@
         </w:tc>
         <w:tc>
           <w:tcPr>
-            <w:tcW w:type="dxa" w:w="2160"/>
+            <w:tcW w:type="dxa" w:w="2480"/>
           </w:tcPr>
           <w:p>
             <w:r>
@@ -11389,7 +11389,7 @@
         </w:tc>
         <w:tc>
           <w:tcPr>
-            <w:tcW w:type="dxa" w:w="2160"/>
+            <w:tcW w:type="dxa" w:w="2480"/>
           </w:tcPr>
           <w:p>
             <w:r>
@@ -11408,7 +11408,7 @@
         </w:tc>
         <w:tc>
           <w:tcPr>
-            <w:tcW w:type="dxa" w:w="2160"/>
+            <w:tcW w:type="dxa" w:w="2480"/>
           </w:tcPr>
           <w:p>
             <w:r>
@@ -11429,7 +11429,7 @@
       <w:tr>
         <w:tc>
           <w:tcPr>
-            <w:tcW w:type="dxa" w:w="2160"/>
+            <w:tcW w:type="dxa" w:w="2480"/>
           </w:tcPr>
           <w:p>
             <w:r>
@@ -11448,7 +11448,7 @@
         </w:tc>
         <w:tc>
           <w:tcPr>
-            <w:tcW w:type="dxa" w:w="2160"/>
+            <w:tcW w:type="dxa" w:w="2480"/>
           </w:tcPr>
           <w:p>
             <w:r>
@@ -11467,7 +11467,7 @@
         </w:tc>
         <w:tc>
           <w:tcPr>
-            <w:tcW w:type="dxa" w:w="2160"/>
+            <w:tcW w:type="dxa" w:w="2480"/>
           </w:tcPr>
           <w:p>
             <w:r>
@@ -11486,7 +11486,7 @@
         </w:tc>
         <w:tc>
           <w:tcPr>
-            <w:tcW w:type="dxa" w:w="2160"/>
+            <w:tcW w:type="dxa" w:w="2480"/>
           </w:tcPr>
           <w:p>
             <w:r>
@@ -11507,7 +11507,7 @@
       <w:tr>
         <w:tc>
           <w:tcPr>
-            <w:tcW w:type="dxa" w:w="2160"/>
+            <w:tcW w:type="dxa" w:w="2480"/>
           </w:tcPr>
           <w:p>
             <w:r>
@@ -11526,7 +11526,7 @@
         </w:tc>
         <w:tc>
           <w:tcPr>
-            <w:tcW w:type="dxa" w:w="2160"/>
+            <w:tcW w:type="dxa" w:w="2480"/>
           </w:tcPr>
           <w:p>
             <w:r>
@@ -11545,7 +11545,7 @@
         </w:tc>
         <w:tc>
           <w:tcPr>
-            <w:tcW w:type="dxa" w:w="2160"/>
+            <w:tcW w:type="dxa" w:w="2480"/>
           </w:tcPr>
           <w:p>
             <w:r>
@@ -11578,7 +11578,7 @@
         </w:tc>
         <w:tc>
           <w:tcPr>
-            <w:tcW w:type="dxa" w:w="2160"/>
+            <w:tcW w:type="dxa" w:w="2480"/>
           </w:tcPr>
           <w:p>
             <w:r>
@@ -11601,8 +11601,8 @@
     <w:sectPr>
       <w:footerReference w:type="default" r:id="rId9"/>
       <w:headerReference w:type="default" r:id="rId10"/>
-      <w:pgSz w:w="12240" w:h="15840"/>
-      <w:pgMar w:top="1440" w:right="1800" w:bottom="1440" w:left="1800" w:header="720" w:footer="720" w:gutter="0"/>
+      <w:pgSz w:w="11906" w:h="16838"/>
+      <w:pgMar w:top="1417" w:right="850" w:bottom="1134" w:left="1134" w:header="720" w:footer="720" w:gutter="0"/>
       <w:cols w:space="720"/>
       <w:docGrid w:linePitch="360"/>
     </w:sectPr>
